--- a/tai-lieu-noi-bo/moscow/ho-chi-minh-monument.docx
+++ b/tai-lieu-noi-bo/moscow/ho-chi-minh-monument.docx
@@ -112,6 +112,14 @@
       </w:pPr>
       <w:r>
         <w:t>Điểm dừng ngắn nhưng giàu cảm xúc, lý tưởng để mở đầu hoặc kết thúc hành trình Moskva cho đoàn khách Việt.</w:t>
+      </w:r>
+    </w:p>
+    <w:p>
+      <w:pPr>
+        <w:pStyle w:val="ListBullet"/>
+      </w:pPr>
+      <w:r>
+        <w:t>Cụm tượng đồng–đá cao ~7,9 m (12,5 m cả bệ), nặng ~15 tấn: đĩa mặt trời chạm chân dung Bác, chàng trai vươn dậy, tre cong và hoa nhiệt đới — ba tầng biểu tượng.</w:t>
       </w:r>
     </w:p>
     <w:p>
@@ -359,6 +367,162 @@
       </w:pPr>
       <w:r>
         <w:t>Cuối cùng, đừng bỏ qua chính tấm biển tên quảng trường — 'площадь Хо Ши Мина' (Quảng trường Hồ Chí Minh). Một tấm ảnh bên biển tên quảng trường mang tên Bác giữa thủ đô nước Nga là kỷ niệm ý nghĩa mà nhiều du khách Việt trân trọng. Sự hiện diện của một địa danh chính thức mang tên Chủ tịch Hồ Chí Minh trên bản đồ Moskva tự thân đã là một điểm nhấn đáng nhớ của điểm tham quan này.</w:t>
+      </w:r>
+    </w:p>
+    <w:p>
+      <w:pPr>
+        <w:pStyle w:val="Heading1"/>
+      </w:pPr>
+      <w:r>
+        <w:rPr>
+          <w:color w:val="152C4E"/>
+        </w:rPr>
+        <w:t>Đọc từng chi tiết cụm tượng — đĩa mặt trời, chân dung Bác, chàng trai vươn dậy, tre &amp; hoa</w:t>
+      </w:r>
+    </w:p>
+    <w:p>
+      <w:pPr>
+        <w:jc w:val="both"/>
+      </w:pPr>
+      <w:r>
+        <w:t>Cụm tượng bằng đồng và đá cao khoảng 7,9 mét (riêng phần tượng), tính cả bệ là khoảng 12,5 mét, nặng chừng 15 tấn. Bố cục gồm ba tầng ý nghĩa lồng vào nhau, nên khi thuyết minh, HDV có thể «đọc» dần từng chi tiết cho khách để bài kể có nhịp.</w:t>
+      </w:r>
+    </w:p>
+    <w:p>
+      <w:pPr>
+        <w:jc w:val="both"/>
+      </w:pPr>
+      <w:r>
+        <w:t>Nổi bật nhất là một đĩa tròn lớn — biểu tượng mặt trời đang lên — chạm nổi chân dung Chủ tịch Hồ Chí Minh nhìn nghiêng. Theo chính nhà điêu khắc Tsigal, chiếc đĩa là «hình ảnh mặt trời của Việt Nam», tượng trưng cho giấc mơ về một tương lai tươi sáng của dân tộc.</w:t>
+      </w:r>
+    </w:p>
+    <w:p>
+      <w:pPr>
+        <w:jc w:val="both"/>
+      </w:pPr>
+      <w:r>
+        <w:t>Phía dưới đĩa mặt trời là hình một chàng trai Việt Nam đang từ tư thế quỳ vươn mình đứng dậy — biểu tượng cho một dân tộc bị áp bức đứng lên giành độc lập. Phía sau, những thân tre cong và hoa nhiệt đới ôm lấy khối tượng: theo lời Tsigal, cây tre «có thể bị uốn cong nhưng khó bẻ gãy», ví với ý chí và sức bền của người Việt.</w:t>
+      </w:r>
+    </w:p>
+    <w:p>
+      <w:pPr>
+        <w:jc w:val="both"/>
+      </w:pPr>
+      <w:r>
+        <w:t>Gợi ý kể: mời khách đứng chính diện để thấy trọn ba lớp «mặt trời – Bác – chàng trai», rồi đi vòng để thấy tre và hoa phía sau. Ba tầng biểu tượng này giúp bài thuyết minh mạch lạc, tránh nói chung chung.</w:t>
+      </w:r>
+    </w:p>
+    <w:p>
+      <w:pPr>
+        <w:pStyle w:val="Heading1"/>
+      </w:pPr>
+      <w:r>
+        <w:rPr>
+          <w:color w:val="152C4E"/>
+        </w:rPr>
+        <w:t>Dòng chữ khắc «Không có gì quý hơn độc lập, tự do»</w:t>
+      </w:r>
+    </w:p>
+    <w:p>
+      <w:pPr>
+        <w:jc w:val="both"/>
+      </w:pPr>
+      <w:r>
+        <w:t>Trên bệ tượng khắc câu nói bất hủ của Chủ tịch Hồ Chí Minh bằng tiếng Nga, dịch nghĩa «Không có gì quý hơn độc lập, tự do» (tiếng Nga: «Нет ничего дороже независимости и свободы»).</w:t>
+      </w:r>
+    </w:p>
+    <w:p>
+      <w:pPr>
+        <w:jc w:val="both"/>
+      </w:pPr>
+      <w:r>
+        <w:t>Đây là lời trong Lời kêu gọi chống Mỹ, cứu nước năm 1966 của Bác — một câu đã trở thành phương châm của cả dân tộc trong thời chiến. Việc câu nói được khắc bằng tiếng Nga ngay giữa lòng Moskva khiến nó trở thành một nhịp cầu tinh thần giữa hai đất nước.</w:t>
+      </w:r>
+    </w:p>
+    <w:p>
+      <w:pPr>
+        <w:jc w:val="both"/>
+      </w:pPr>
+      <w:r>
+        <w:t>Gợi ý kể: hãy đọc to câu này bằng tiếng Việt cho đoàn nghe, rồi chỉ dòng chữ tiếng Nga trên bệ; nhiều khách sẽ tự động lặng đi hoặc muốn chụp ảnh cùng dòng chữ. Đây thường là khoảnh khắc «đắt» nhất của điểm dừng.</w:t>
+      </w:r>
+    </w:p>
+    <w:p>
+      <w:pPr>
+        <w:pStyle w:val="Heading1"/>
+      </w:pPr>
+      <w:r>
+        <w:rPr>
+          <w:color w:val="152C4E"/>
+        </w:rPr>
+        <w:t>Nhà điêu khắc Vladimir Tsigal &amp; câu chuyện sáng tác</w:t>
+      </w:r>
+    </w:p>
+    <w:p>
+      <w:pPr>
+        <w:jc w:val="both"/>
+      </w:pPr>
+      <w:r>
+        <w:t>Tác phẩm do nhà điêu khắc Xô-viết lừng danh Vladimir Tsigal (Владимир Цигаль, 1917–2013) thực hiện, cùng kiến trúc sư Roman Kananin (Роман Кананин). Tsigal là bậc thầy về tượng đài, tác giả của nhiều đài tưởng niệm lớn thời Liên Xô.</w:t>
+      </w:r>
+    </w:p>
+    <w:p>
+      <w:pPr>
+        <w:jc w:val="both"/>
+      </w:pPr>
+      <w:r>
+        <w:t>Để khắc hoạ Bác cho chân thực, Tsigal đã sang Việt Nam năm 1985 để tìm hiểu con người, đất nước và hình tượng Hồ Chí Minh. Tượng đài được khánh thành ngày 18 tháng 5 năm 1990, đúng dịp kỷ niệm 100 năm ngày sinh của Người.</w:t>
+      </w:r>
+    </w:p>
+    <w:p>
+      <w:pPr>
+        <w:jc w:val="both"/>
+      </w:pPr>
+      <w:r>
+        <w:t>Gợi ý kể: chi tiết «một nghệ sĩ Nga lặn lội sang Việt Nam để hiểu Bác rồi mới tạc tượng» cho thấy sự trân trọng sâu sắc — đây là điểm khiến khách Việt xúc động và tự hào.</w:t>
+      </w:r>
+    </w:p>
+    <w:p>
+      <w:pPr>
+        <w:pStyle w:val="Heading1"/>
+      </w:pPr>
+      <w:r>
+        <w:rPr>
+          <w:color w:val="152C4E"/>
+        </w:rPr>
+        <w:t>Quảng trường Hồ Chí Minh &amp; kịch bản gợi ý kể cho đoàn khách Việt</w:t>
+      </w:r>
+    </w:p>
+    <w:p>
+      <w:pPr>
+        <w:jc w:val="both"/>
+      </w:pPr>
+      <w:r>
+        <w:t>Tượng đài toạ lạc giữa Quảng trường Hồ Chí Minh (площадь Хо Ши Мина), thuộc quận Akademichesky ở tây nam Moskva, ngay gần ga metro Akademicheskaya (tuyến Cam số 6). Từ ga đi bộ chỉ vài phút là tới nơi.</w:t>
+      </w:r>
+    </w:p>
+    <w:p>
+      <w:pPr>
+        <w:jc w:val="both"/>
+      </w:pPr>
+      <w:r>
+        <w:t>Đây là điểm hẹn truyền thống của cộng đồng người Việt tại Nga: vào các dịp 19/5 (sinh nhật Bác), 2/9 (Quốc khánh) và Tết, bà con thường tới dâng hoa và chụp ảnh; các đoàn đại biểu Việt Nam sang thăm Nga cũng hay đặt hoa tại đây.</w:t>
+      </w:r>
+    </w:p>
+    <w:p>
+      <w:pPr>
+        <w:jc w:val="both"/>
+      </w:pPr>
+      <w:r>
+        <w:t>Kịch bản gợi ý cho đoàn khách Việt (khoảng 10–15 phút): (1) đứng chính diện, giới thiệu tổng thể và ý nghĩa «mặt trời – chàng trai»; (2) đọc câu khắc bằng tiếng Việt rồi chỉ bản tiếng Nga; (3) kể chuyện Tsigal sang Việt Nam và mốc khánh thành năm 1990; (4) dành ít phút để đoàn dâng hoa hoặc chụp ảnh lưu niệm. Nếu định dâng hoa, nên chuẩn bị hoa từ trước.</w:t>
+      </w:r>
+    </w:p>
+    <w:p>
+      <w:pPr>
+        <w:jc w:val="both"/>
+      </w:pPr>
+      <w:r>
+        <w:t>Lưu ý ứng xử: giữ trang nghiêm, không trèo lên bệ tượng. Đây là điểm dừng ngắn nhưng giàu cảm xúc, lý tưởng để mở đầu hoặc khép lại hành trình Moskva; có thể kết hợp với các điểm tây nam như Đại học Tổng hợp Moskva (MGU) và Đồi Chim sẻ.</w:t>
       </w:r>
     </w:p>
     <w:p>
@@ -829,11 +993,20 @@
     <w:p>
       <w:r>
         <w:rPr>
+          <w:color w:val="5C6773"/>
+          <w:sz w:val="20"/>
+        </w:rPr>
+        <w:t>Wikipedia (EN) «Ho Chi Minh Monument, Moscow» (truy cập 9/2026) — phần tượng cao ~7,9 m, cả bệ ~12,5 m, nặng ~15 tấn, chất liệu đồng và đá; bố cục đĩa tròn chạm chân dung Bác + chàng trai vươn dậy + tre cong + hoa nhiệt đới; câu khắc tiếng Nga «Không có gì quý hơn độc lập, tự do»; biểu tượng theo lời Tsigal (đĩa = mặt trời/tương lai tươi sáng của Việt Nam; tre uốn cong nhưng khó gãy = ý chí Việt Nam); tác giả Vladimir Tsigal và KTS Roman Kananin; khánh thành 18/5/1990 nhân 100 năm ngày sinh Chủ tịch Hồ Chí Minh; vị trí Quảng trường Hồ Chí Minh, quận Akademichesky, gần metro Akademicheskaya.</w:t>
+      </w:r>
+    </w:p>
+    <w:p>
+      <w:r>
+        <w:rPr>
           <w:i/>
           <w:color w:val="5C6773"/>
           <w:sz w:val="18"/>
         </w:rPr>
-        <w:t>Tài liệu nội bộ — không dùng cho mục đích public. Biên soạn nguyên gốc, có dẫn nguồn. Cập nhật 2026-08-11.</w:t>
+        <w:t>Tài liệu nội bộ — không dùng cho mục đích public. Biên soạn nguyên gốc, có dẫn nguồn. Cập nhật 2026-09-28.</w:t>
       </w:r>
     </w:p>
     <w:sectPr>
